--- a/ky/wisdom-stories/to-be-full-or-to-be-gone.docx
+++ b/ky/wisdom-stories/to-be-full-or-to-be-gone.docx
@@ -99,7 +99,7 @@
           <w:sz w:val="22"/>
           <w:lang w:val="ky-KG"/>
         </w:rPr>
-        <w:t xml:space="preserve">Сабак: </w:t>
+        <w:t>Сабак: Бөлүшкөндө күчөйбүз, бөлүнгөндө алсырап жок болобуз. Ынтымакты сактоо үчүн билимибизди арттырып, руханиятыбызды бийик тутушубуз керек.</w:t>
       </w:r>
       <w:r>
         <w:rPr>
@@ -108,7 +108,6 @@
           <w:sz w:val="22"/>
           <w:lang w:val="ky-KG"/>
         </w:rPr>
-        <w:t>Бөлүшкөндүн берекеси артат, бөлүнгөндүн күчү кетет. Ынтымакты, билимибизди, руханий байлыгыбызды чогуу сактайлы.</w:t>
       </w:r>
     </w:p>
     <w:p>
@@ -128,7 +127,7 @@
           <w:sz w:val="18"/>
           <w:lang w:val="ky-KG"/>
         </w:rPr>
-        <w:t>Окуя ачык интернет булактарынан алынды.</w:t>
+        <w:t>Аңгемелер ачык интернет булактарынан алынган, иллюстрациялар болсо ЖИ менен түзүлгөн.</w:t>
       </w:r>
     </w:p>
     <w:sectPr>
